--- a/Koware Niche 1 - Service Cards.docx
+++ b/Koware Niche 1 - Service Cards.docx
@@ -63,7 +63,7 @@
           <w:szCs w:val="36"/>
           <w:lang w:val="en-GH"/>
         </w:rPr>
-        <w:t>0. Purpose &amp; Positioning</w:t>
+        <w:t>Purpose &amp; Positioning</w:t>
       </w:r>
     </w:p>
     <w:p>
